--- a/ncd/download/studien-aktuell.docx
+++ b/ncd/download/studien-aktuell.docx
@@ -52,7 +52,7 @@
         <w:pStyle w:val="Title"/>
       </w:pPr>
       <w:r>
-        <w:t>Neueste Studien - Nicht uebertragbare Krankheiten</w:t>
+        <w:t>Neueste Studien - NCD und chronische Krankheiten</w:t>
       </w:r>
     </w:p>
     <w:p>
@@ -62,7 +62,7 @@
           <w:color w:val="666666"/>
           <w:sz w:val="18"/>
         </w:rPr>
-        <w:t>Stand: 05.10.2026  |  6 Studien  |  ncd.m-vf.de</w:t>
+        <w:t>Stand: 23.10.2026  |  6 Studien  |  ncd.m-vf.de</w:t>
       </w:r>
     </w:p>
     <w:p>
@@ -70,7 +70,7 @@
         <w:pStyle w:val="Heading1"/>
       </w:pPr>
       <w:r>
-        <w:t>Aufgenommen am 05.10.2026</w:t>
+        <w:t>Aufgenommen am 23.10.2026</w:t>
       </w:r>
     </w:p>
     <w:p>
@@ -78,7 +78,7 @@
         <w:pStyle w:val="Heading2"/>
       </w:pPr>
       <w:r>
-        <w:t>Glucose Disposal Rate assoziiert mit chronischer Nierenkrankheit bei älteren Diabetikern</w:t>
+        <w:t>Blut-Eosinophile prognostizieren ICU-Aufnahme bei AECOPD nicht besser als GOLD-Stadium</w:t>
       </w:r>
     </w:p>
     <w:p>
@@ -88,12 +88,12 @@
           <w:color w:val="666666"/>
           <w:sz w:val="18"/>
         </w:rPr>
-        <w:t>Chen X et al.  ·  Clin Interv Aging  ·  28.09.2026  ·  PMID 42829537</w:t>
+        <w:t>Ozden Sertcelik U et al.  ·  BMC Pulm Med  ·  11.09.2026  ·  PMID 42907946</w:t>
       </w:r>
     </w:p>
     <w:p>
       <w:r>
-        <w:t>Querschnittsstudie mit 713 älteren (≥60 J.) Typ-2-Diabetes-Patienten aus Zhejiang, China; CKD nach eGFR oder UACR definiert.</w:t>
+        <w:t>Retrospektive Kohortenstudie mit 385 Patienten ≥40 Jahren, hospitalisiert mit AECOPD 2020–2024, untersuchte Vorhersagekraft der Blut-Eosinophilen-Zahl (&lt;150, 150–299, ≥300 Zellen/µL) für ICU-Aufnahme nach Competing-Risks-Analyse.</w:t>
       </w:r>
     </w:p>
     <w:p>
@@ -104,7 +104,7 @@
         <w:t xml:space="preserve">Ergebnis: </w:t>
       </w:r>
       <w:r>
-        <w:t>Pro 1-Unit eGDR-Anstieg: OR 0,78 (95%-KI 0,70–0,86) für CKD. Höchstes vs. niedrigstes Tertil: OR 0,31 (95%-KI 0,20–0,48). Linear inverse Beziehung (RCS p&gt;0,05). eGDR inversiv mit UACR (ρ=−0,277, p&lt;0,001), nicht mit eGFR. AUC 0,65 – Diskriminationsfähigkeit bescheiden; prospektive Studien nötig.</w:t>
+        <w:t>Eosinophilen-Gruppen waren nicht signifikant mit ICU-Aufnahme assoziiert. GOLD-Stadium E war der stärkste unabhängige Prädiktor (adjustierte Subdistributions-Hazard-Ratio 3,35; 95%-KI 1,57–7,15; p=0,002 vs. GOLD A). Eosinophilen-Level zeigten nach Adjustierung für Schweregrad und konkurrierende Risiken keine unabhängige Assoziation.</w:t>
       </w:r>
     </w:p>
     <w:p>
@@ -119,7 +119,7 @@
         <w:rPr>
           <w:sz w:val="19"/>
         </w:rPr>
-        <w:t>China – Mechanismus für deutsches DMP-System bedingt übertragbar</w:t>
+        <w:t>Türkei, aber universelle pathophysiologische Fragestellung unabhängig von System</w:t>
       </w:r>
     </w:p>
     <w:p>
@@ -128,7 +128,7 @@
           <w:color w:val="5A7D3A"/>
           <w:sz w:val="18"/>
         </w:rPr>
-        <w:t>https://pubmed.ncbi.nlm.nih.gov/42829537/</w:t>
+        <w:t>https://pubmed.ncbi.nlm.nih.gov/42907946/</w:t>
       </w:r>
     </w:p>
     <w:p>
@@ -136,7 +136,7 @@
         <w:pStyle w:val="Heading2"/>
       </w:pPr>
       <w:r>
-        <w:t>COPD erhöht Sturz- und Osteoporoserisiko deutlich</w:t>
+        <w:t>Prädiabetes erhöht CKD-Risiko um 53 %: Glomeruläre Filtrationsrate sinkt um 2,85 mL/min/1,73m²</w:t>
       </w:r>
     </w:p>
     <w:p>
@@ -146,12 +146,12 @@
           <w:color w:val="666666"/>
           <w:sz w:val="18"/>
         </w:rPr>
-        <w:t>Liu P et al.  ·  Int J Chron Obstruct Pulmon Dis  ·  28.09.2026  ·  PMID 42827947</w:t>
+        <w:t>Karimi R et al.  ·  BMC Nephrol  ·  25.07.2026  ·  PMID 42907738</w:t>
       </w:r>
     </w:p>
     <w:p>
       <w:r>
-        <w:t>Kohortenstudie mit 474.669 UK-Biobank-Teilnehmern untersuchte die Assoziation von COPD mit Stürzen und Osteoporose über 12 Jahre.</w:t>
+        <w:t>Systematischer Review und Meta-Analyse von 26 Studien (15 Kohorten, 11 Querschnitt; n=350.546 Normoglykämiker, n=146.547 Prädiabetiker) zur Assoziation von Prädiabetes mit chronischer Nierenkrankheit, eGFR und Albumin-Kreatinin-Ratio.</w:t>
       </w:r>
     </w:p>
     <w:p>
@@ -162,7 +162,7 @@
         <w:t xml:space="preserve">Ergebnis: </w:t>
       </w:r>
       <w:r>
-        <w:t>COPD war assoziiert mit höherem Sturzrisiko (HR 1,51; 95%-KI 1,45–1,58) und Osteoporoserisiko (HR 2,37; 95%-KI 2,22–2,53). Rauchen modifizierte die Sturzassoziation (aktuelle Raucher HR 1,77 vs. Niemals-Raucher HR 1,37). Die Befunde zeigen bedeutsame Mehrfacherkrankungen bei COPD.</w:t>
+        <w:t>Prädiabetes assoziiert mit erhöhtem CKD-Risiko (RR 1,53; 95%-KI 1,30–1,81; p&lt;0,001; stärker bei Verwendung aller drei diagnostischen Kriterien: RR 1,21–2,73). Mittlere eGFR-Abnahme −2,85 mL/min/1,73m² (95%-KI −4,57 bis −1,13; p=0,001). Albumin-Kreatinin-Ratio stieg um 0,87 g/g (95%-KI 0,19–1,55; p=0,012). Stärkere Assoziationen in Asien als in Europa oder USA.</w:t>
       </w:r>
     </w:p>
     <w:p>
@@ -177,7 +177,7 @@
         <w:rPr>
           <w:sz w:val="19"/>
         </w:rPr>
-        <w:t>UK-Biobank mit vergleichbar strukturiertem Gesundheitssystem</w:t>
+        <w:t>Multikontinental, aber systematische Evidenz zu Risikostratifizierung unabhängig von System</w:t>
       </w:r>
     </w:p>
     <w:p>
@@ -186,7 +186,7 @@
           <w:color w:val="5A7D3A"/>
           <w:sz w:val="18"/>
         </w:rPr>
-        <w:t>https://pubmed.ncbi.nlm.nih.gov/42827947/</w:t>
+        <w:t>https://pubmed.ncbi.nlm.nih.gov/42907738/</w:t>
       </w:r>
     </w:p>
     <w:p>
@@ -194,7 +194,7 @@
         <w:pStyle w:val="Heading2"/>
       </w:pPr>
       <w:r>
-        <w:t>SGLT2-Inhibitoren bei Diabetes mit chronischer Nierenkrankheit: Meta-Analyse</w:t>
+        <w:t>Fragmentierte Versorgung chronisch kranker Kinder in Deutschland: Koordinationsmängel über Sektoren hinweg</w:t>
       </w:r>
     </w:p>
     <w:p>
@@ -204,12 +204,12 @@
           <w:color w:val="666666"/>
           <w:sz w:val="18"/>
         </w:rPr>
-        <w:t>Shi X et al.  ·  Medicine (Baltimore)  ·  02.10.2026  ·  PMID 42826278</w:t>
+        <w:t>Herr CJ et al.  ·  Eur J Pediatr  ·  22.10.2026  ·  PMID 42907562</w:t>
       </w:r>
     </w:p>
     <w:p>
       <w:r>
-        <w:t>Systematische Übersicht und Meta-Analyse von 17 RCTs mit 29.192 Patienten mit Diabetes und CKD zur Wirksamkeit von SGLT2-Inhibitoren.</w:t>
+        <w:t>Qualitative Studie mit 22 Fachleuten (Ärzte, Therapeuten, Sozialarbeiter) aus Deutschland untersuchte, wie Professionelle die Versorgungspfade von Kindern mit chronischen Erkrankungen (ADHS, Autismus, Zerebralparese, Asthma, Typ-1-Diabetes) über Gesundheit, Soziales und Schulwesen hinweg erleben.</w:t>
       </w:r>
     </w:p>
     <w:p>
@@ -220,7 +220,7 @@
         <w:t xml:space="preserve">Ergebnis: </w:t>
       </w:r>
       <w:r>
-        <w:t>SGLT2-Inhibitoren reduzierten HbA1c (−0,40 %), Körpergewicht (−1,36 kg) und Blutdruck (−2,98 mmHg systolisch); eGFR und Albuminurie neutral kurzfristig (p&gt;0,05). Volumendepletion-Ereignisse erhöht (RR 1,36; 95%-KI 1,16–1,59). Kardiorenal-protektive Effekte langfristig dokumentiert, Monitoring essentiell.</w:t>
+        <w:t>Fachleute bewerteten die Versorgung als fragmentiert, schwer navigierbar und schlecht koordiniert. Zentrale Barrieren: lange Wartezeiten, unklare Versorgungspfade, mangelnde interprofessionelle Kommunikation. Familien mit sozioökonomischen Nachteilen oder Sprachbarrieren hatten besondere Schwierigkeiten.</w:t>
       </w:r>
     </w:p>
     <w:p>
@@ -235,7 +235,7 @@
         <w:rPr>
           <w:sz w:val="19"/>
         </w:rPr>
-        <w:t>Europäische und deutsche Registerstudien zur SGLT2-Anwendung vorhanden</w:t>
+        <w:t>Deutschland, direkt erhobene Expertenperspektiven aus Praxen und Jugendamt</w:t>
       </w:r>
     </w:p>
     <w:p>
@@ -244,7 +244,7 @@
           <w:color w:val="5A7D3A"/>
           <w:sz w:val="18"/>
         </w:rPr>
-        <w:t>https://pubmed.ncbi.nlm.nih.gov/42826278/</w:t>
+        <w:t>https://pubmed.ncbi.nlm.nih.gov/42907562/</w:t>
       </w:r>
     </w:p>
     <w:p>
@@ -252,7 +252,7 @@
         <w:pStyle w:val="Heading2"/>
       </w:pPr>
       <w:r>
-        <w:t>SIRI-Index prognostiziert Mortalität bei COPD-Exazerbation</w:t>
+        <w:t>HFNC plus Akupunktur verbessert COPD-Exazerbationen: 88,8 % vs. 70,8 % Ansprechrate</w:t>
       </w:r>
     </w:p>
     <w:p>
@@ -262,12 +262,12 @@
           <w:color w:val="666666"/>
           <w:sz w:val="18"/>
         </w:rPr>
-        <w:t>Bai Y  ·  Medicine (Baltimore)  ·  02.10.2026  ·  PMID 42826271</w:t>
+        <w:t>Li B et al.  ·  Int J Chron Obstruct Pulmon Dis  ·  16.10.2026  ·  PMID 42904141</w:t>
       </w:r>
     </w:p>
     <w:p>
       <w:r>
-        <w:t>Retrospektive Kohortenanalyse aus MIMIC-III-Datenbank: 426 AECOPD-Patienten; 30-Tage-Mortalität 26,6 %.</w:t>
+        <w:t>Retrospektive Studie verglich bei 178 hospitalisierten AECOPD-Patienten die Hochfluss-Nasenkanüle (HFNC) allein gegen HFNC plus standardisierte Akupunktur; Propensity-Score-Matching adjustierte für Baseline-Unterschiede.</w:t>
       </w:r>
     </w:p>
     <w:p>
@@ -278,7 +278,7 @@
         <w:t xml:space="preserve">Ergebnis: </w:t>
       </w:r>
       <w:r>
-        <w:t>SIRI (Systemische Inflammations-Response-Index) war unabhängiger Risikofaktor für 30-Tage-Mortalität (HR 1,743; 95%-KI 1,169–2,598; p=0,006). Optimaler Schwellwert 10,56 × 10⁹/L. AUC 0,612 besser als WBC/Neutrophile (0,584/0,557), ähnlich SOFA (0,619). SIRI könnte Triage und Prognose in der Akutversorgung lenken.</w:t>
+        <w:t>HFNC + Akupunktur erreichte höhere klinische Ansprechrate (88,76 % vs. 70,79 %, relatives Risiko 1,25; 95%-KI 1,08–1,46; p=0,003). Kombinationsgruppe zeigte bessere FEV₁-Zunahme (+0,07 L), PaO₂-Anstieg (+5,03 mmHg), stärkere Reduktion von IL-8, IL-17, TNF-α, CRP (p&lt;0,01) und verbesserte Patienten-Outcomes (CAT -2,59; 6MWD +28,53 m).</w:t>
       </w:r>
     </w:p>
     <w:p>
@@ -293,7 +293,7 @@
         <w:rPr>
           <w:sz w:val="19"/>
         </w:rPr>
-        <w:t>Intensivmedizinische Datenbanken in Deutschland ähnlich verfügbar</w:t>
+        <w:t>China, retrospektive Daten; Validierung in prospektivem RCT erforderlich</w:t>
       </w:r>
     </w:p>
     <w:p>
@@ -302,7 +302,7 @@
           <w:color w:val="5A7D3A"/>
           <w:sz w:val="18"/>
         </w:rPr>
-        <w:t>https://pubmed.ncbi.nlm.nih.gov/42826271/</w:t>
+        <w:t>https://pubmed.ncbi.nlm.nih.gov/42904141/</w:t>
       </w:r>
     </w:p>
     <w:p>
@@ -310,7 +310,7 @@
         <w:pStyle w:val="Heading2"/>
       </w:pPr>
       <w:r>
-        <w:t>Nebulisiertes Furosemid plus Bronchodilatatoren senkt Symptome und Entzündung bei COPD-Exazerbation</w:t>
+        <w:t>Erdosteine verbessert Ventilationshomogenität bei COPD stärker als NAC</w:t>
       </w:r>
     </w:p>
     <w:p>
@@ -320,12 +320,12 @@
           <w:color w:val="666666"/>
           <w:sz w:val="18"/>
         </w:rPr>
-        <w:t>Behi M et al.  ·  Iran J Allergy Asthma Immunol  ·  12.08.2026  ·  PMID 42825900</w:t>
+        <w:t>Dal Negro RW et al.  ·  Int J Chron Obstruct Pulmon Dis  ·  16.10.2026  ·  PMID 42904140</w:t>
       </w:r>
     </w:p>
     <w:p>
       <w:r>
-        <w:t>Randomisierte kontrollierte Studie mit 92 hospitalisierten COPD-Exazerbationspatienten verglich Salbutamol-Ipratropium allein versus mit Furosemid (20 mg).</w:t>
+        <w:t>Retrospektive Studie an 127 stabilen Patienten mit milder bis moderater COPD unter LABA/LAMA-Therapie verglich Zusatz von Erdostein (600 mg/d) oder N-Acetylcystein (600 mg/d) gegen Dual-Bronchodilatation allein mittels Volumetrischer Kapnografie (VCap).</w:t>
       </w:r>
     </w:p>
     <w:p>
@@ -336,7 +336,7 @@
         <w:t xml:space="preserve">Ergebnis: </w:t>
       </w:r>
       <w:r>
-        <w:t>Interventionsgruppe zeigte signifikante Verbesserungen: mMRC- und CAT-Scores abgesunken, FEV₁/FVC-Ratio erhöht, IL-6 und IL-8 abgesunken (p&lt;0,05), höhere PaO₂ und niedrigere PaCO₂. Keine Nebenwirkungen berichtet. Adjuvante Therapie verbesserte Lungenfunktion und reduzierte Systementzündung.</w:t>
+        <w:t>Erdostein führte zu signifikanten Verbesserungen: TPTEF/TEX +56,5 %, alveoläre Ventilation +8,9 %, S2/S3-Winkel −10,4°, VD/VT-Ratio −13,5 %. NAC zeigte vernachlässigbare und nicht von Mono-Therapie unterschiedliche Effekte (alle p&gt;0,05). Unterschiede zugunsten Erdostein blieben nach Adjustierung für Confunder signifikant (p&lt;0,001).</w:t>
       </w:r>
     </w:p>
     <w:p>
@@ -351,7 +351,7 @@
         <w:rPr>
           <w:sz w:val="19"/>
         </w:rPr>
-        <w:t>Iran – Machbarkeit für strukturierte Inhalationstherapieprogramme prüfen</w:t>
+        <w:t>Italien, kontrollierte Beobachtungsdaten; Physiologie-Verbesserung, nicht Langzeitprognose</w:t>
       </w:r>
     </w:p>
     <w:p>
@@ -360,7 +360,7 @@
           <w:color w:val="5A7D3A"/>
           <w:sz w:val="18"/>
         </w:rPr>
-        <w:t>https://pubmed.ncbi.nlm.nih.gov/42825900/</w:t>
+        <w:t>https://pubmed.ncbi.nlm.nih.gov/42904140/</w:t>
       </w:r>
     </w:p>
     <w:p>
@@ -368,7 +368,7 @@
         <w:pStyle w:val="Heading2"/>
       </w:pPr>
       <w:r>
-        <w:t>Unreife Neutrophilen und erhöhte Myeloperoxidase bei CKD mit kardiovaskulären Komorbiditäten</w:t>
+        <w:t>Fünf Schlaf-Phänotypen bei COPD: Hypoxische Schläfer haben 2,8-fach erhöhtes Mortalitätsrisiko</w:t>
       </w:r>
     </w:p>
     <w:p>
@@ -378,12 +378,12 @@
           <w:color w:val="666666"/>
           <w:sz w:val="18"/>
         </w:rPr>
-        <w:t>Vondenhoff S et al.  ·  Acta Physiol (Oxf)  ·  Sept. 2026  ·  PMID 42613304</w:t>
+        <w:t>Hansson D et al.  ·  Int J Chron Obstruct Pulmon Dis  ·  16.10.2026  ·  PMID 42903829</w:t>
       </w:r>
     </w:p>
     <w:p>
       <w:r>
-        <w:t>Vergleichende Flow-Cytometrie-Studie an zwei unabhängigen Kohorten männlicher CKD-Patienten (moderat bis fortgeschritten) versus gesunde Kontrollen.</w:t>
+        <w:t>Prospektive Kohorte mit 205 COPD-Patienten; multidimensionale Schlaf-Daten (WatchPAT™) mit 15 Variablen analysiert mittels Partitioning-Around-Medoids-Clustering; Median-Nachverfolgung 4,2 Jahre mit 199 Patienten.</w:t>
       </w:r>
     </w:p>
     <w:p>
@@ -394,7 +394,7 @@
         <w:t xml:space="preserve">Ergebnis: </w:t>
       </w:r>
       <w:r>
-        <w:t>CKD-Patienten zeigten reduzierte CD10-Expression auf Neutrophilen und erhöhte Plasma-Myeloperoxidase unabhängig von Entzündungsgrad oder NT-proBNP (p&lt;0,001). Unreife Neutrophilen-Phänotyp war kardiorenal-übergreifend konsistent, könnte zum erhöhten kardiovaskulären Risiko beitragen.</w:t>
+        <w:t>Fünf distinkte Schlaf-Phänotypen identifiziert: normale Schläfer (20,5 %), Short-Sleeper (33 %), Light-Sleeper mit REM-Suppression (18,5 %), hypoxische Schläfer (20 %), schlafapnoe-Schläfer (8 %). Bei 56 Todesfällen (28,1 %) hatten hypoxische Schläfer nach Adjustierung für Alter, Geschlecht und FEV₁ erhöhte Sterblichkeit (HR 2,80; 95%-KI 1,05–7,44); unbehandelte apnoe-Schläfer noch höher (HR 6,16; 95%-KI 1,56–24,38) nach PAP-Adjustierung.</w:t>
       </w:r>
     </w:p>
     <w:p>
@@ -409,7 +409,7 @@
         <w:rPr>
           <w:sz w:val="19"/>
         </w:rPr>
-        <w:t>Deutsche Krankenhaus-Daten zur Neutrophilen-Phenotypisierung verfügbar</w:t>
+        <w:t>Schweden, europäischer Versorgungskontext, vergleichbar strukturierter Zugang</w:t>
       </w:r>
     </w:p>
     <w:p>
@@ -418,7 +418,7 @@
           <w:color w:val="5A7D3A"/>
           <w:sz w:val="18"/>
         </w:rPr>
-        <w:t>https://pubmed.ncbi.nlm.nih.gov/42613304/</w:t>
+        <w:t>https://pubmed.ncbi.nlm.nih.gov/42903829/</w:t>
       </w:r>
     </w:p>
     <w:sectPr>

--- a/ncd/download/studien-aktuell.docx
+++ b/ncd/download/studien-aktuell.docx
@@ -62,7 +62,7 @@
           <w:color w:val="666666"/>
           <w:sz w:val="18"/>
         </w:rPr>
-        <w:t>Stand: 23.10.2026  |  6 Studien  |  ncd.m-vf.de</w:t>
+        <w:t>Stand: 24.10.2026  |  6 Studien  |  ncd.m-vf.de</w:t>
       </w:r>
     </w:p>
     <w:p>
@@ -70,7 +70,7 @@
         <w:pStyle w:val="Heading1"/>
       </w:pPr>
       <w:r>
-        <w:t>Aufgenommen am 23.10.2026</w:t>
+        <w:t>Aufgenommen am 24.10.2026</w:t>
       </w:r>
     </w:p>
     <w:p>
@@ -78,7 +78,7 @@
         <w:pStyle w:val="Heading2"/>
       </w:pPr>
       <w:r>
-        <w:t>Blut-Eosinophile prognostizieren ICU-Aufnahme bei AECOPD nicht besser als GOLD-Stadium</w:t>
+        <w:t>Hypertonie führt strukturiert zu Herzkrankheit und Schlaganfall, Diabetes verbindet kardiovaskuläre und Multiorgan-Wege</w:t>
       </w:r>
     </w:p>
     <w:p>
@@ -88,12 +88,12 @@
           <w:color w:val="666666"/>
           <w:sz w:val="18"/>
         </w:rPr>
-        <w:t>Ozden Sertcelik U et al.  ·  BMC Pulm Med  ·  11.09.2026  ·  PMID 42907946</w:t>
+        <w:t>Wang Y et al.  ·  JMIR Public Health Surveill  ·  23.10.2026  ·  PMID 42912827</w:t>
       </w:r>
     </w:p>
     <w:p>
       <w:r>
-        <w:t>Retrospektive Kohortenstudie mit 385 Patienten ≥40 Jahren, hospitalisiert mit AECOPD 2020–2024, untersuchte Vorhersagekraft der Blut-Eosinophilen-Zahl (&lt;150, 150–299, ≥300 Zellen/µL) für ICU-Aufnahme nach Competing-Risks-Analyse.</w:t>
+        <w:t>Retrospektive Kohortenanalyse von 34.099 stationären Patienten mit Hypertonie in ländlichen Gegenden Henans zu zeitlichen Mustern der Mehrfacherkrankungsentwicklung mittels Netzwerkanalyse.</w:t>
       </w:r>
     </w:p>
     <w:p>
@@ -104,7 +104,7 @@
         <w:t xml:space="preserve">Ergebnis: </w:t>
       </w:r>
       <w:r>
-        <w:t>Eosinophilen-Gruppen waren nicht signifikant mit ICU-Aufnahme assoziiert. GOLD-Stadium E war der stärkste unabhängige Prädiktor (adjustierte Subdistributions-Hazard-Ratio 3,35; 95%-KI 1,57–7,15; p=0,002 vs. GOLD A). Eosinophilen-Level zeigten nach Adjustierung für Schweregrad und konkurrierende Risiken keine unabhängige Assoziation.</w:t>
+        <w:t>Zeitliches Komorbiditätsnetzwerk zeigte dichtes Zentrum aus Hypertonie, atherosklerotischer Herzkrankheit und zerebralem Infarkt; Typ-2-Diabetes in Brückenfunktion zwischen kardiovaskulären und Multisystem-Clustern. Geschlechtsspezifische Unterschiede: frühere Koronarbeteiligung bei Frauen, direktere Schlaganfall-Progression bei Männern.</w:t>
       </w:r>
     </w:p>
     <w:p>
@@ -119,7 +119,7 @@
         <w:rPr>
           <w:sz w:val="19"/>
         </w:rPr>
-        <w:t>Türkei, aber universelle pathophysiologische Fragestellung unabhängig von System</w:t>
+        <w:t>China/ländlich, EHR-Daten 2019–2023, zeigt strukturierte Krankheitsprogression jenseits von Gesundheitssystemen.</w:t>
       </w:r>
     </w:p>
     <w:p>
@@ -128,7 +128,7 @@
           <w:color w:val="5A7D3A"/>
           <w:sz w:val="18"/>
         </w:rPr>
-        <w:t>https://pubmed.ncbi.nlm.nih.gov/42907946/</w:t>
+        <w:t>https://pubmed.ncbi.nlm.nih.gov/42912827/</w:t>
       </w:r>
     </w:p>
     <w:p>
@@ -136,7 +136,7 @@
         <w:pStyle w:val="Heading2"/>
       </w:pPr>
       <w:r>
-        <w:t>Prädiabetes erhöht CKD-Risiko um 53 %: Glomeruläre Filtrationsrate sinkt um 2,85 mL/min/1,73m²</w:t>
+        <w:t>Zu niedrige Proteinzufuhr erhöht Nierenversagen bei CKD um 42 Prozent</w:t>
       </w:r>
     </w:p>
     <w:p>
@@ -146,12 +146,12 @@
           <w:color w:val="666666"/>
           <w:sz w:val="18"/>
         </w:rPr>
-        <w:t>Karimi R et al.  ·  BMC Nephrol  ·  25.07.2026  ·  PMID 42907738</w:t>
+        <w:t>Suh SH et al.  ·  JAMA Netw Open  ·  01.10.2026  ·  PMID 42911593</w:t>
       </w:r>
     </w:p>
     <w:p>
       <w:r>
-        <w:t>Systematischer Review und Meta-Analyse von 26 Studien (15 Kohorten, 11 Querschnitt; n=350.546 Normoglykämiker, n=146.547 Prädiabetiker) zur Assoziation von Prädiabetes mit chronischer Nierenkrankheit, eGFR und Albumin-Kreatinin-Ratio.</w:t>
+        <w:t>Prospektive Kohortenstudie mit 1.861 CKD-Patienten (Stad. 1–5) aus Südkorea zur Assoziation zwischen täglicher Proteinaufnahme und Nierenversagen oder Sterblichkeit.</w:t>
       </w:r>
     </w:p>
     <w:p>
@@ -162,7 +162,7 @@
         <w:t xml:space="preserve">Ergebnis: </w:t>
       </w:r>
       <w:r>
-        <w:t>Prädiabetes assoziiert mit erhöhtem CKD-Risiko (RR 1,53; 95%-KI 1,30–1,81; p&lt;0,001; stärker bei Verwendung aller drei diagnostischen Kriterien: RR 1,21–2,73). Mittlere eGFR-Abnahme −2,85 mL/min/1,73m² (95%-KI −4,57 bis −1,13; p=0,001). Albumin-Kreatinin-Ratio stieg um 0,87 g/g (95%-KI 0,19–1,55; p=0,012). Stärkere Assoziationen in Asien als in Europa oder USA.</w:t>
+        <w:t>Patienten mit Proteinaufnahme &lt;0,6 g/kg/Tag (vs. &gt;1,2 g/kg/Tag) hatten erhöhtes Risiko für Nierenversagen-Ersatztherapie (sHR 1,42, 95% KI 1,09–1,85) und All-Cause-Mortalität (sHR 2,17, 95% KI 1,17–4,03). Rigide Proteinrestriktion war nicht mit Nephroprotektionen assoziiert.</w:t>
       </w:r>
     </w:p>
     <w:p>
@@ -177,7 +177,7 @@
         <w:rPr>
           <w:sz w:val="19"/>
         </w:rPr>
-        <w:t>Multikontinental, aber systematische Evidenz zu Risikostratifizierung unabhängig von System</w:t>
+        <w:t>Südkorea, vergleichbares Sozialversicherungssystem, Befund zu Ernährung unabhängig vom System.</w:t>
       </w:r>
     </w:p>
     <w:p>
@@ -186,7 +186,7 @@
           <w:color w:val="5A7D3A"/>
           <w:sz w:val="18"/>
         </w:rPr>
-        <w:t>https://pubmed.ncbi.nlm.nih.gov/42907738/</w:t>
+        <w:t>https://pubmed.ncbi.nlm.nih.gov/42911593/</w:t>
       </w:r>
     </w:p>
     <w:p>
@@ -194,7 +194,7 @@
         <w:pStyle w:val="Heading2"/>
       </w:pPr>
       <w:r>
-        <w:t>Fragmentierte Versorgung chronisch kranker Kinder in Deutschland: Koordinationsmängel über Sektoren hinweg</w:t>
+        <w:t>Soziale Unterstützung und emotionale Symptome verbessern Selbstmanagement bei Hepatitis-B-Patienten um 4,8 und 1,9 Punkte</w:t>
       </w:r>
     </w:p>
     <w:p>
@@ -204,12 +204,12 @@
           <w:color w:val="666666"/>
           <w:sz w:val="18"/>
         </w:rPr>
-        <w:t>Herr CJ et al.  ·  Eur J Pediatr  ·  22.10.2026  ·  PMID 42907562</w:t>
+        <w:t>Yi WT et al.  ·  Front Public Health  ·  07.10.2026  ·  PMID 42908953</w:t>
       </w:r>
     </w:p>
     <w:p>
       <w:r>
-        <w:t>Qualitative Studie mit 22 Fachleuten (Ärzte, Therapeuten, Sozialarbeiter) aus Deutschland untersuchte, wie Professionelle die Versorgungspfade von Kindern mit chronischen Erkrankungen (ADHS, Autismus, Zerebralparese, Asthma, Typ-1-Diabetes) über Gesundheit, Soziales und Schulwesen hinweg erleben.</w:t>
+        <w:t>Multizentrische Querschnittstudie mit 583 Hepatitis-B-Patienten in China zur unabhängigen Assoziation von sozialer Unterstützung und krankheitsspezifischen Lebensqualitätsdomänen mit Selbstmanagement.</w:t>
       </w:r>
     </w:p>
     <w:p>
@@ -220,7 +220,7 @@
         <w:t xml:space="preserve">Ergebnis: </w:t>
       </w:r>
       <w:r>
-        <w:t>Fachleute bewerteten die Versorgung als fragmentiert, schwer navigierbar und schlecht koordiniert. Zentrale Barrieren: lange Wartezeiten, unklare Versorgungspfade, mangelnde interprofessionelle Kommunikation. Familien mit sozioökonomischen Nachteilen oder Sprachbarrieren hatten besondere Schwierigkeiten.</w:t>
+        <w:t>Mittlerer Selbstmanagement-Score 85,03±19,38. Soziale Unterstützung (B=0,577, 95% KI 0,416–0,739), emotionale Symptomdomäne (B=0,170, 95% KI 0,039–0,301) und weniger soziale Stigmatisierung (B=0,235, 95% KI 0,082–0,388) waren unabhängig positiv assoziiert mit Selbstmanagement. Gesamtmodell erklärte 37,9% der Varianz.</w:t>
       </w:r>
     </w:p>
     <w:p>
@@ -235,7 +235,7 @@
         <w:rPr>
           <w:sz w:val="19"/>
         </w:rPr>
-        <w:t>Deutschland, direkt erhobene Expertenperspektiven aus Praxen und Jugendamt</w:t>
+        <w:t>China, Mehrfacherkrankung im Kontext chronischer Virushepatitis, Versorgungsprinzipien für andere Länder adaptierbar.</w:t>
       </w:r>
     </w:p>
     <w:p>
@@ -244,7 +244,7 @@
           <w:color w:val="5A7D3A"/>
           <w:sz w:val="18"/>
         </w:rPr>
-        <w:t>https://pubmed.ncbi.nlm.nih.gov/42907562/</w:t>
+        <w:t>https://pubmed.ncbi.nlm.nih.gov/42908953/</w:t>
       </w:r>
     </w:p>
     <w:p>
@@ -252,7 +252,7 @@
         <w:pStyle w:val="Heading2"/>
       </w:pPr>
       <w:r>
-        <w:t>HFNC plus Akupunktur verbessert COPD-Exazerbationen: 88,8 % vs. 70,8 % Ansprechrate</w:t>
+        <w:t>Frühe Dreifachtherapie bei COPD reduzierte Exazerbationen stärker als späte Eskalation</w:t>
       </w:r>
     </w:p>
     <w:p>
@@ -262,12 +262,12 @@
           <w:color w:val="666666"/>
           <w:sz w:val="18"/>
         </w:rPr>
-        <w:t>Li B et al.  ·  Int J Chron Obstruct Pulmon Dis  ·  16.10.2026  ·  PMID 42904141</w:t>
+        <w:t>Rogliani P et al.  ·  Respir Med  ·  05.10.2026  ·  PMID 42833477</w:t>
       </w:r>
     </w:p>
     <w:p>
       <w:r>
-        <w:t>Retrospektive Studie verglich bei 178 hospitalisierten AECOPD-Patienten die Hochfluss-Nasenkanüle (HFNC) allein gegen HFNC plus standardisierte Akupunktur; Propensity-Score-Matching adjustierte für Baseline-Unterschiede.</w:t>
+        <w:t>Pooled-Analyse von sechs Real-World-Studien zur Frage, ob frühe versus späte Eskalation zur Tripletherapie bei COPD-Patienten unterschiedliche Ergebnisse bringt.</w:t>
       </w:r>
     </w:p>
     <w:p>
@@ -278,7 +278,7 @@
         <w:t xml:space="preserve">Ergebnis: </w:t>
       </w:r>
       <w:r>
-        <w:t>HFNC + Akupunktur erreichte höhere klinische Ansprechrate (88,76 % vs. 70,79 %, relatives Risiko 1,25; 95%-KI 1,08–1,46; p=0,003). Kombinationsgruppe zeigte bessere FEV₁-Zunahme (+0,07 L), PaO₂-Anstieg (+5,03 mmHg), stärkere Reduktion von IL-8, IL-17, TNF-α, CRP (p&lt;0,01) und verbesserte Patienten-Outcomes (CAT -2,59; 6MWD +28,53 m).</w:t>
+        <w:t>Frühe Eskalation (≤48 Monate nach Diagnose) führte zu größeren Reduktionen der mittleren Exazerbationen pro Jahr und höheren Raten von Erkrankungsstabilität und -kontrolle bei 12 Monaten im Vergleich zu späterer Eskalation; der Unterschied war bei 3 und 6 Monaten nicht signifikant.</w:t>
       </w:r>
     </w:p>
     <w:p>
@@ -293,7 +293,7 @@
         <w:rPr>
           <w:sz w:val="19"/>
         </w:rPr>
-        <w:t>China, retrospektive Daten; Validierung in prospektivem RCT erforderlich</w:t>
+        <w:t>Südeuropa und Belgien, Real-World-Daten, vergleichbare ambulante Versorgungsstrukturen.</w:t>
       </w:r>
     </w:p>
     <w:p>
@@ -302,7 +302,7 @@
           <w:color w:val="5A7D3A"/>
           <w:sz w:val="18"/>
         </w:rPr>
-        <w:t>https://pubmed.ncbi.nlm.nih.gov/42904141/</w:t>
+        <w:t>https://pubmed.ncbi.nlm.nih.gov/42833477/</w:t>
       </w:r>
     </w:p>
     <w:p>
@@ -310,7 +310,7 @@
         <w:pStyle w:val="Heading2"/>
       </w:pPr>
       <w:r>
-        <w:t>Erdosteine verbessert Ventilationshomogenität bei COPD stärker als NAC</w:t>
+        <w:t>Mehrfacherkrankung erhöht Sarkopenie-Risiko um 85 Prozent bei Frauen und 102 Prozent bei Männern</w:t>
       </w:r>
     </w:p>
     <w:p>
@@ -320,12 +320,12 @@
           <w:color w:val="666666"/>
           <w:sz w:val="18"/>
         </w:rPr>
-        <w:t>Dal Negro RW et al.  ·  Int J Chron Obstruct Pulmon Dis  ·  16.10.2026  ·  PMID 42904140</w:t>
+        <w:t>Guerrero-Wyss MT et al.  ·  Exp Gerontol  ·  20.09.2026  ·  PMID 42764080</w:t>
       </w:r>
     </w:p>
     <w:p>
       <w:r>
-        <w:t>Retrospektive Studie an 127 stabilen Patienten mit milder bis moderater COPD unter LABA/LAMA-Therapie verglich Zusatz von Erdostein (600 mg/d) oder N-Acetylcystein (600 mg/d) gegen Dual-Bronchodilatation allein mittels Volumetrischer Kapnografie (VCap).</w:t>
+        <w:t>Prospektive Kohortenstudie mit 47.417 UK-Biobank-Teilnehmern ohne Sarkopenie zu Zusammenhang zwischen Mehrfacherkrankung und neu aufgetretener Sarkopenie.</w:t>
       </w:r>
     </w:p>
     <w:p>
@@ -336,7 +336,7 @@
         <w:t xml:space="preserve">Ergebnis: </w:t>
       </w:r>
       <w:r>
-        <w:t>Erdostein führte zu signifikanten Verbesserungen: TPTEF/TEX +56,5 %, alveoläre Ventilation +8,9 %, S2/S3-Winkel −10,4°, VD/VT-Ratio −13,5 %. NAC zeigte vernachlässigbare und nicht von Mono-Therapie unterschiedliche Effekte (alle p&gt;0,05). Unterschiede zugunsten Erdostein blieben nach Adjustierung für Confunder signifikant (p&lt;0,001).</w:t>
+        <w:t>Während 11,5 Jahren Follow-up entwickelten 1.065 Teilnehmer Sarkopenie. Mehrfacherkrankung war mit höherem Sarkopenie-Risiko assoziiert (HR 1,85 bei Frauen, 95% KI 1,52–2,24; HR 2,02 bei Männern 95% KI 1,57–2,60). Standardisiertes 10-Jahres-Risiko stieg von 1,73% auf 3,15% bei Frauen und von 0,88% auf 1,76% bei Männern.</w:t>
       </w:r>
     </w:p>
     <w:p>
@@ -351,7 +351,7 @@
         <w:rPr>
           <w:sz w:val="19"/>
         </w:rPr>
-        <w:t>Italien, kontrollierte Beobachtungsdaten; Physiologie-Verbesserung, nicht Langzeitprognose</w:t>
+        <w:t>Großbritannien, vergleichbare Primärversorgung, gute Datenqualität.</w:t>
       </w:r>
     </w:p>
     <w:p>
@@ -360,7 +360,7 @@
           <w:color w:val="5A7D3A"/>
           <w:sz w:val="18"/>
         </w:rPr>
-        <w:t>https://pubmed.ncbi.nlm.nih.gov/42904140/</w:t>
+        <w:t>https://pubmed.ncbi.nlm.nih.gov/42764080/</w:t>
       </w:r>
     </w:p>
     <w:p>
@@ -368,7 +368,7 @@
         <w:pStyle w:val="Heading2"/>
       </w:pPr>
       <w:r>
-        <w:t>Fünf Schlaf-Phänotypen bei COPD: Hypoxische Schläfer haben 2,8-fach erhöhtes Mortalitätsrisiko</w:t>
+        <w:t>Rauchen bei chronischen Atemwegserkrankungen erhöht Sterblichkeit um 34–70 Prozent</w:t>
       </w:r>
     </w:p>
     <w:p>
@@ -378,12 +378,12 @@
           <w:color w:val="666666"/>
           <w:sz w:val="18"/>
         </w:rPr>
-        <w:t>Hansson D et al.  ·  Int J Chron Obstruct Pulmon Dis  ·  16.10.2026  ·  PMID 42903829</w:t>
+        <w:t>Fernández-Fernández S et al.  ·  Respir Med  ·  07.09.2026  ·  PMID 42705490</w:t>
       </w:r>
     </w:p>
     <w:p>
       <w:r>
-        <w:t>Prospektive Kohorte mit 205 COPD-Patienten; multidimensionale Schlaf-Daten (WatchPAT™) mit 15 Variablen analysiert mittels Partitioning-Around-Medoids-Clustering; Median-Nachverfolgung 4,2 Jahre mit 199 Patienten.</w:t>
+        <w:t>Prospektive Bevölkerungsstudie in Spanien mit 65.990 Personen ab 15 Jahren zu Faktoren für fortgesetztes Rauchen bei Asthma oder COPD und dessen Auswirkungen auf die Mortalität.</w:t>
       </w:r>
     </w:p>
     <w:p>
@@ -394,7 +394,7 @@
         <w:t xml:space="preserve">Ergebnis: </w:t>
       </w:r>
       <w:r>
-        <w:t>Fünf distinkte Schlaf-Phänotypen identifiziert: normale Schläfer (20,5 %), Short-Sleeper (33 %), Light-Sleeper mit REM-Suppression (18,5 %), hypoxische Schläfer (20 %), schlafapnoe-Schläfer (8 %). Bei 56 Todesfällen (28,1 %) hatten hypoxische Schläfer nach Adjustierung für Alter, Geschlecht und FEV₁ erhöhte Sterblichkeit (HR 2,80; 95%-KI 1,05–7,44); unbehandelte apnoe-Schläfer noch höher (HR 6,16; 95%-KI 1,56–24,38) nach PAP-Adjustierung.</w:t>
+        <w:t>Prävalenz des aktuellen Rauchens 21,3% bei Asthma und 21,8% bei COPD. Fortgesetztes Rauchen war mit höherer Sterblichkeit assoziiert (RR 1,70 bei Asthma, 95% KI 1,16–2,51; RR 1,34 bei COPD 95% KI 1,07–1,67). Jüngere, weniger gebildete und bewegungslose Personen rauchten eher weiter.</w:t>
       </w:r>
     </w:p>
     <w:p>
@@ -409,7 +409,7 @@
         <w:rPr>
           <w:sz w:val="19"/>
         </w:rPr>
-        <w:t>Schweden, europäischer Versorgungskontext, vergleichbar strukturierter Zugang</w:t>
+        <w:t>Spanien, nationale Gesundheitserhebungen 2011–2017, deutsches Präventionssystem vergleichbar.</w:t>
       </w:r>
     </w:p>
     <w:p>
@@ -418,7 +418,7 @@
           <w:color w:val="5A7D3A"/>
           <w:sz w:val="18"/>
         </w:rPr>
-        <w:t>https://pubmed.ncbi.nlm.nih.gov/42903829/</w:t>
+        <w:t>https://pubmed.ncbi.nlm.nih.gov/42705490/</w:t>
       </w:r>
     </w:p>
     <w:sectPr>
